--- a/word_reports/LP_0088_위치_278_Bob Welch_French Kiss.docx
+++ b/word_reports/LP_0088_위치_278_Bob Welch_French Kiss.docx
@@ -4,7 +4,7 @@
   <w:body>
     <w:p>
       <w:pPr>
-        <w:spacing w:after="280"/>
+        <w:spacing w:after="80"/>
       </w:pPr>
       <w:r>
         <w:rPr w:rFonts="맑은 고딕">
@@ -13,94 +13,47 @@
           <w:color w:val="1E3A8A"/>
           <w:sz w:val="30"/>
         </w:rPr>
-        <w:t>[278] Bob Welch - French Kiss</w:t>
+        <w:t>Bob Welch (밥 웰치) - French Kiss</w:t>
       </w:r>
     </w:p>
     <w:p>
       <w:pPr>
-        <w:spacing w:after="320"/>
+        <w:spacing w:after="240"/>
       </w:pPr>
       <w:r>
         <w:rPr w:rFonts="맑은 고딕">
           <w:rFonts w:ascii="맑은 고딕" w:hAnsi="맑은 고딕" w:eastAsia="맑은 고딕"/>
           <w:b/>
-          <w:sz w:val="20"/>
+          <w:color w:val="4B5563"/>
+          <w:sz w:val="22"/>
         </w:rPr>
-        <w:t>■ 위치 : 278</w:t>
-        <w:br/>
-      </w:r>
-      <w:r>
-        <w:rPr w:rFonts="맑은 고딕">
-          <w:rFonts w:ascii="맑은 고딕" w:hAnsi="맑은 고딕" w:eastAsia="맑은 고딕"/>
-          <w:b/>
-          <w:sz w:val="20"/>
-        </w:rPr>
-        <w:t>■ 아티스트 : Bob Welch</w:t>
-        <w:br/>
-      </w:r>
-      <w:r>
-        <w:rPr w:rFonts="맑은 고딕">
-          <w:rFonts w:ascii="맑은 고딕" w:hAnsi="맑은 고딕" w:eastAsia="맑은 고딕"/>
-          <w:b/>
-          <w:sz w:val="20"/>
-        </w:rPr>
-        <w:t>■ 앨범명 : French Kiss</w:t>
-        <w:br/>
-      </w:r>
-      <w:r>
-        <w:rPr w:rFonts="맑은 고딕">
-          <w:rFonts w:ascii="맑은 고딕" w:hAnsi="맑은 고딕" w:eastAsia="맑은 고딕"/>
-          <w:b w:val="0"/>
-          <w:sz w:val="20"/>
-        </w:rPr>
-        <w:t>■ 음반 레이블 : Capitol Records</w:t>
-        <w:br/>
-      </w:r>
-      <w:r>
-        <w:rPr w:rFonts="맑은 고딕">
-          <w:rFonts w:ascii="맑은 고딕" w:hAnsi="맑은 고딕" w:eastAsia="맑은 고딕"/>
-          <w:b w:val="0"/>
-          <w:sz w:val="20"/>
-        </w:rPr>
-        <w:t>■ 발매년도 : 1977</w:t>
-        <w:br/>
-      </w:r>
-      <w:r>
-        <w:rPr w:rFonts="맑은 고딕">
-          <w:rFonts w:ascii="맑은 고딕" w:hAnsi="맑은 고딕" w:eastAsia="맑은 고딕"/>
-          <w:b w:val="0"/>
-          <w:sz w:val="20"/>
-        </w:rPr>
-        <w:t>■ 장르 : 소프트 록 (Soft Rock), 팝 록 (Pop Rock), AOR (Album-Oriented Rock)</w:t>
-        <w:br/>
-      </w:r>
-      <w:r>
-        <w:rPr w:rFonts="맑은 고딕">
-          <w:rFonts w:ascii="맑은 고딕" w:hAnsi="맑은 고딕" w:eastAsia="맑은 고딕"/>
-          <w:b w:val="0"/>
-          <w:sz w:val="20"/>
-        </w:rPr>
-        <w:t>■ 주요 수록곡 : 1. Sentimental Lady</w:t>
-        <w:br/>
+        <w:t>위치 :  278</w:t>
       </w:r>
     </w:p>
     <w:p>
       <w:pPr>
-        <w:spacing w:after="160"/>
+        <w:spacing w:line="324" w:lineRule="auto" w:before="80" w:after="160"/>
       </w:pPr>
       <w:r>
         <w:rPr w:rFonts="맑은 고딕">
           <w:rFonts w:ascii="맑은 고딕" w:hAnsi="맑은 고딕" w:eastAsia="맑은 고딕"/>
           <w:b/>
           <w:color w:val="1F2937"/>
-          <w:sz w:val="24"/>
+          <w:sz w:val="22"/>
         </w:rPr>
-        <w:t>■ 음반 해설 및 감상 가이드</w:t>
+        <w:t xml:space="preserve">[음반 소개] </w:t>
+      </w:r>
+      <w:r>
+        <w:rPr w:rFonts="맑은 고딕">
+          <w:rFonts w:ascii="맑은 고딕" w:hAnsi="맑은 고딕" w:eastAsia="맑은 고딕"/>
+          <w:b w:val="0"/>
+          <w:sz w:val="21"/>
+        </w:rPr>
       </w:r>
     </w:p>
     <w:p>
       <w:pPr>
-        <w:spacing w:line="312" w:lineRule="auto" w:after="120"/>
+        <w:spacing w:line="324" w:lineRule="auto" w:after="120"/>
       </w:pPr>
       <w:r>
         <w:rPr w:rFonts="맑은 고딕">
@@ -108,51 +61,516 @@
           <w:b w:val="0"/>
           <w:sz w:val="21"/>
         </w:rPr>
-        <w:t>전설적인 록 그룹 플리트우드 맥(Fleetwood Mac)의 과도기를 훌륭하게 이끌었던 기타리스트이자 싱어송라이터 밥 웰치(Bob Welch)가 1977년에 발표한 첫 솔로 데뷔 음반 《French Kiss》는 1970년대 후반 세련된 아메리칸 팝 록의 정점을 보여주는 명작입니다. 플리트우드 맥 탈퇴 후 자신의 음악적 비전을 온전히 담아낸 이 앨범은 미시적이고 정교한 프로덕션을 통해 미국 내에서만 200만 장 이상 판매되는 플래티넘을 기록, 밥 웰치를 독자적인 솔로 아티스트의 반열에 확고히 올렸습니다.</w:t>
+        <w:t>플리트우드 맥(Fleetwood Mac)의 과도기를 지탱했던 천재적 멜로디 메이커 밥 웰치가 솔로 아티스트로서 찬란한 독립을 선언한 명반입니다. 1970년대 후반의 유려한 소프트 록과 세련된 팝 센스, 그리고 매혹적인 현악 편곡이 완벽한 균형을 이루며 감미로운 낭만의 정수를 들려줍니다. 아련한 노스탤지어와 감각적인 도회적 서정이 교차하는 이 작품은 반세기가 지난 지금까지도 아날로그 음악 애호가들의 마음을 설레게 하는 영원한 팝 록의 이정표입니다.</w:t>
       </w:r>
     </w:p>
     <w:p>
       <w:pPr>
-        <w:spacing w:line="312" w:lineRule="auto" w:after="120"/>
+        <w:spacing w:line="324" w:lineRule="auto" w:before="200" w:after="80"/>
       </w:pPr>
+      <w:r>
+        <w:rPr w:rFonts="맑은 고딕">
+          <w:rFonts w:ascii="맑은 고딕" w:hAnsi="맑은 고딕" w:eastAsia="맑은 고딕"/>
+          <w:b/>
+          <w:color w:val="1E3A8A"/>
+          <w:sz w:val="24"/>
+        </w:rPr>
+        <w:t>1. 음반 데이터</w:t>
+      </w:r>
+    </w:p>
+    <w:p>
+      <w:pPr>
+        <w:spacing w:line="324" w:lineRule="auto" w:after="80"/>
+      </w:pPr>
+      <w:r>
+        <w:rPr w:rFonts="맑은 고딕">
+          <w:rFonts w:ascii="맑은 고딕" w:hAnsi="맑은 고딕" w:eastAsia="맑은 고딕"/>
+          <w:b w:val="0"/>
+          <w:color w:val="6B7280"/>
+          <w:sz w:val="21"/>
+        </w:rPr>
+        <w:t xml:space="preserve">· </w:t>
+      </w:r>
+      <w:r>
+        <w:rPr w:rFonts="맑은 고딕">
+          <w:rFonts w:ascii="맑은 고딕" w:hAnsi="맑은 고딕" w:eastAsia="맑은 고딕"/>
+          <w:b/>
+          <w:color w:val="1F2937"/>
+          <w:sz w:val="21"/>
+        </w:rPr>
+        <w:t xml:space="preserve">앨범명: </w:t>
+      </w:r>
       <w:r>
         <w:rPr w:rFonts="맑은 고딕">
           <w:rFonts w:ascii="맑은 고딕" w:hAnsi="맑은 고딕" w:eastAsia="맑은 고딕"/>
           <w:b w:val="0"/>
           <w:sz w:val="21"/>
         </w:rPr>
-        <w:t>이 음반은 라디오 친화적인 AOR 사운드와 입체적인 스트링 편곡, 그리고 감각적인 팝 멜로디가 완벽한 조화를 이룹니다. 밥 웰치 특유의 속삭이는 듯한 몽환적인 보컬과 날카로우면서도 세련된 기타 연주는 음반 전체에 고급스러운 낭만을 불어넣습니다. 특히 과거 플리트우드 맥의 동료들인 믹 플리트우드(드럼), 크리스틴 맥비(백보컬), 린지 버킹엄(기타 및 세션)이 지원사격에 나서며 음악적 깊이와 완성도를 한층 높였습니다.</w:t>
+        <w:t>French Kiss</w:t>
       </w:r>
     </w:p>
     <w:p>
       <w:pPr>
-        <w:spacing w:line="312" w:lineRule="auto" w:after="120"/>
+        <w:spacing w:line="324" w:lineRule="auto" w:after="80"/>
       </w:pPr>
+      <w:r>
+        <w:rPr w:rFonts="맑은 고딕">
+          <w:rFonts w:ascii="맑은 고딕" w:hAnsi="맑은 고딕" w:eastAsia="맑은 고딕"/>
+          <w:b w:val="0"/>
+          <w:color w:val="6B7280"/>
+          <w:sz w:val="21"/>
+        </w:rPr>
+        <w:t xml:space="preserve">· </w:t>
+      </w:r>
+      <w:r>
+        <w:rPr w:rFonts="맑은 고딕">
+          <w:rFonts w:ascii="맑은 고딕" w:hAnsi="맑은 고딕" w:eastAsia="맑은 고딕"/>
+          <w:b/>
+          <w:color w:val="1F2937"/>
+          <w:sz w:val="21"/>
+        </w:rPr>
+        <w:t xml:space="preserve">아티스트: </w:t>
+      </w:r>
       <w:r>
         <w:rPr w:rFonts="맑은 고딕">
           <w:rFonts w:ascii="맑은 고딕" w:hAnsi="맑은 고딕" w:eastAsia="맑은 고딕"/>
           <w:b w:val="0"/>
           <w:sz w:val="21"/>
         </w:rPr>
-        <w:t>수록곡 중 단연 돋보이는 "Sentimental Lady"는 밥 웰치가 플리트우드 맥 시절 발표했던 동명의 곡을 한층 부드럽고 현대적인 감각으로 재해석한 트랙으로, 빌보드 싱글 차트 Top 10에 오르며 큰 사랑을 받았습니다. 또 다른 대형 히트곡인 "Ebony Eyes"는 드라이브감 넘치는 기타 리프와 화려한 오케스트레이션이 절묘하게 결합하여 밥 웰치만의 감각적인 글램 록 및 팝 에너지를 극대화합니다. "Hot Love, Cold World" 역시 캐치한 리듬과 매력적인 훅으로 앨범의 역동성을 더해줍니다.</w:t>
+        <w:t>Bob Welch (밥 웰치)</w:t>
       </w:r>
     </w:p>
     <w:p>
       <w:pPr>
-        <w:spacing w:line="312" w:lineRule="auto" w:after="120"/>
+        <w:spacing w:line="324" w:lineRule="auto" w:after="80"/>
       </w:pPr>
+      <w:r>
+        <w:rPr w:rFonts="맑은 고딕">
+          <w:rFonts w:ascii="맑은 고딕" w:hAnsi="맑은 고딕" w:eastAsia="맑은 고딕"/>
+          <w:b w:val="0"/>
+          <w:color w:val="6B7280"/>
+          <w:sz w:val="21"/>
+        </w:rPr>
+        <w:t xml:space="preserve">· </w:t>
+      </w:r>
+      <w:r>
+        <w:rPr w:rFonts="맑은 고딕">
+          <w:rFonts w:ascii="맑은 고딕" w:hAnsi="맑은 고딕" w:eastAsia="맑은 고딕"/>
+          <w:b/>
+          <w:color w:val="1F2937"/>
+          <w:sz w:val="21"/>
+        </w:rPr>
+        <w:t xml:space="preserve">발매 정보: </w:t>
+      </w:r>
       <w:r>
         <w:rPr w:rFonts="맑은 고딕">
           <w:rFonts w:ascii="맑은 고딕" w:hAnsi="맑은 고딕" w:eastAsia="맑은 고딕"/>
           <w:b w:val="0"/>
           <w:sz w:val="21"/>
         </w:rPr>
-        <w:t>《French Kiss》는 1970년대 캘리포니아 사운드의 매끄러운 감성과 디스코 시대의 세련된 루브가 절묘하게 접목된 시대의 유산입니다. 아날로그 LP를 통해 전해지는 특유의 따뜻하고 풍성한 현악 섹션과 보컬의 질감은 청자에게 깊은 미학적 만족감을 선사하며, 오늘날까지도 70년대 팝 록을 대표하는 품격 있는 명반으로 높이 평가받고 있습니다.</w:t>
+        <w:t>1977년 9월 캐피톨 레코드(Capitol Records)를 통해 발매된 밥 웰치의 솔로 데뷔 앨범으로, 린지 버킹엄, 크리스틴 맥비, 믹 플리트우드 등 옛 동료들의 따스한 조력 속에 완성된 기념비적 작품입니다.</w:t>
+      </w:r>
+    </w:p>
+    <w:p>
+      <w:pPr>
+        <w:spacing w:line="324" w:lineRule="auto" w:after="80"/>
+      </w:pPr>
+      <w:r>
+        <w:rPr w:rFonts="맑은 고딕">
+          <w:rFonts w:ascii="맑은 고딕" w:hAnsi="맑은 고딕" w:eastAsia="맑은 고딕"/>
+          <w:b w:val="0"/>
+          <w:color w:val="6B7280"/>
+          <w:sz w:val="21"/>
+        </w:rPr>
+        <w:t xml:space="preserve">· </w:t>
+      </w:r>
+      <w:r>
+        <w:rPr w:rFonts="맑은 고딕">
+          <w:rFonts w:ascii="맑은 고딕" w:hAnsi="맑은 고딕" w:eastAsia="맑은 고딕"/>
+          <w:b/>
+          <w:color w:val="1F2937"/>
+          <w:sz w:val="21"/>
+        </w:rPr>
+        <w:t xml:space="preserve">LP 인기도(판매량): </w:t>
+      </w:r>
+      <w:r>
+        <w:rPr w:rFonts="맑은 고딕">
+          <w:rFonts w:ascii="맑은 고딕" w:hAnsi="맑은 고딕" w:eastAsia="맑은 고딕"/>
+          <w:b w:val="0"/>
+          <w:sz w:val="21"/>
+        </w:rPr>
+        <w:t>빌보드 200 앨범 차트 12위에 올랐으며, 미국 음반산업협회(RIAA)로부터 플래티넘(100만 장 이상 판매) 인증을 획득하며 전 세계 팝 팬들에게 커다란 사랑을 받았습니다.</w:t>
+      </w:r>
+    </w:p>
+    <w:p>
+      <w:pPr>
+        <w:spacing w:line="324" w:lineRule="auto" w:after="80"/>
+      </w:pPr>
+      <w:r>
+        <w:rPr w:rFonts="맑은 고딕">
+          <w:rFonts w:ascii="맑은 고딕" w:hAnsi="맑은 고딕" w:eastAsia="맑은 고딕"/>
+          <w:b w:val="0"/>
+          <w:color w:val="6B7280"/>
+          <w:sz w:val="21"/>
+        </w:rPr>
+        <w:t xml:space="preserve">· </w:t>
+      </w:r>
+      <w:r>
+        <w:rPr w:rFonts="맑은 고딕">
+          <w:rFonts w:ascii="맑은 고딕" w:hAnsi="맑은 고딕" w:eastAsia="맑은 고딕"/>
+          <w:b/>
+          <w:color w:val="1F2937"/>
+          <w:sz w:val="21"/>
+        </w:rPr>
+        <w:t xml:space="preserve">각종 수상경력: </w:t>
+      </w:r>
+      <w:r>
+        <w:rPr w:rFonts="맑은 고딕">
+          <w:rFonts w:ascii="맑은 고딕" w:hAnsi="맑은 고딕" w:eastAsia="맑은 고딕"/>
+          <w:b w:val="0"/>
+          <w:sz w:val="21"/>
+        </w:rPr>
+        <w:t>수록곡 "Sentimental Lady"와 "Ebony Eyes"가 빌보드 핫 100 톱 15 안에 연이어 진입하였고, 1970년대 웨스트코스트 사운드의 품격을 드높인 세련된 AOR 명작으로 평단의 일치된 찬사를 받았습니다.</w:t>
+      </w:r>
+    </w:p>
+    <w:p>
+      <w:pPr>
+        <w:spacing w:line="324" w:lineRule="auto" w:before="200" w:after="80"/>
+      </w:pPr>
+      <w:r>
+        <w:rPr w:rFonts="맑은 고딕">
+          <w:rFonts w:ascii="맑은 고딕" w:hAnsi="맑은 고딕" w:eastAsia="맑은 고딕"/>
+          <w:b/>
+          <w:color w:val="1E3A8A"/>
+          <w:sz w:val="24"/>
+        </w:rPr>
+        <w:t>2. 아티스트 정보</w:t>
+      </w:r>
+    </w:p>
+    <w:p>
+      <w:pPr>
+        <w:spacing w:line="324" w:lineRule="auto" w:after="80"/>
+      </w:pPr>
+      <w:r>
+        <w:rPr w:rFonts="맑은 고딕">
+          <w:rFonts w:ascii="맑은 고딕" w:hAnsi="맑은 고딕" w:eastAsia="맑은 고딕"/>
+          <w:b w:val="0"/>
+          <w:color w:val="6B7280"/>
+          <w:sz w:val="21"/>
+        </w:rPr>
+        <w:t xml:space="preserve">· </w:t>
+      </w:r>
+      <w:r>
+        <w:rPr w:rFonts="맑은 고딕">
+          <w:rFonts w:ascii="맑은 고딕" w:hAnsi="맑은 고딕" w:eastAsia="맑은 고딕"/>
+          <w:b/>
+          <w:color w:val="1F2937"/>
+          <w:sz w:val="21"/>
+        </w:rPr>
+        <w:t xml:space="preserve">국적: </w:t>
+      </w:r>
+      <w:r>
+        <w:rPr w:rFonts="맑은 고딕">
+          <w:rFonts w:ascii="맑은 고딕" w:hAnsi="맑은 고딕" w:eastAsia="맑은 고딕"/>
+          <w:b w:val="0"/>
+          <w:sz w:val="21"/>
+        </w:rPr>
+        <w:t>미국 (미국 캘리포니아주 로스앤젤레스 출생)</w:t>
+      </w:r>
+    </w:p>
+    <w:p>
+      <w:pPr>
+        <w:spacing w:line="324" w:lineRule="auto" w:after="80"/>
+      </w:pPr>
+      <w:r>
+        <w:rPr w:rFonts="맑은 고딕">
+          <w:rFonts w:ascii="맑은 고딕" w:hAnsi="맑은 고딕" w:eastAsia="맑은 고딕"/>
+          <w:b w:val="0"/>
+          <w:color w:val="6B7280"/>
+          <w:sz w:val="21"/>
+        </w:rPr>
+        <w:t xml:space="preserve">· </w:t>
+      </w:r>
+      <w:r>
+        <w:rPr w:rFonts="맑은 고딕">
+          <w:rFonts w:ascii="맑은 고딕" w:hAnsi="맑은 고딕" w:eastAsia="맑은 고딕"/>
+          <w:b/>
+          <w:color w:val="1F2937"/>
+          <w:sz w:val="21"/>
+        </w:rPr>
+        <w:t xml:space="preserve">생몰년도: </w:t>
+      </w:r>
+      <w:r>
+        <w:rPr w:rFonts="맑은 고딕">
+          <w:rFonts w:ascii="맑은 고딕" w:hAnsi="맑은 고딕" w:eastAsia="맑은 고딕"/>
+          <w:b w:val="0"/>
+          <w:sz w:val="21"/>
+        </w:rPr>
+        <w:t>1945년 8월 31일 ~ 2012년 6월 7일</w:t>
+      </w:r>
+    </w:p>
+    <w:p>
+      <w:pPr>
+        <w:spacing w:line="324" w:lineRule="auto" w:after="80"/>
+      </w:pPr>
+      <w:r>
+        <w:rPr w:rFonts="맑은 고딕">
+          <w:rFonts w:ascii="맑은 고딕" w:hAnsi="맑은 고딕" w:eastAsia="맑은 고딕"/>
+          <w:b w:val="0"/>
+          <w:color w:val="6B7280"/>
+          <w:sz w:val="21"/>
+        </w:rPr>
+        <w:t xml:space="preserve">· </w:t>
+      </w:r>
+      <w:r>
+        <w:rPr w:rFonts="맑은 고딕">
+          <w:rFonts w:ascii="맑은 고딕" w:hAnsi="맑은 고딕" w:eastAsia="맑은 고딕"/>
+          <w:b/>
+          <w:color w:val="1F2937"/>
+          <w:sz w:val="21"/>
+        </w:rPr>
+        <w:t xml:space="preserve">그룹 소속: </w:t>
+      </w:r>
+      <w:r>
+        <w:rPr w:rFonts="맑은 고딕">
+          <w:rFonts w:ascii="맑은 고딕" w:hAnsi="맑은 고딕" w:eastAsia="맑은 고딕"/>
+          <w:b w:val="0"/>
+          <w:sz w:val="21"/>
+        </w:rPr>
+        <w:t>솔로 (전 Fleetwood Mac, Paris 리더)</w:t>
+      </w:r>
+    </w:p>
+    <w:p>
+      <w:pPr>
+        <w:spacing w:line="324" w:lineRule="auto" w:after="80"/>
+      </w:pPr>
+      <w:r>
+        <w:rPr w:rFonts="맑은 고딕">
+          <w:rFonts w:ascii="맑은 고딕" w:hAnsi="맑은 고딕" w:eastAsia="맑은 고딕"/>
+          <w:b w:val="0"/>
+          <w:color w:val="6B7280"/>
+          <w:sz w:val="21"/>
+        </w:rPr>
+        <w:t xml:space="preserve">· </w:t>
+      </w:r>
+      <w:r>
+        <w:rPr w:rFonts="맑은 고딕">
+          <w:rFonts w:ascii="맑은 고딕" w:hAnsi="맑은 고딕" w:eastAsia="맑은 고딕"/>
+          <w:b/>
+          <w:color w:val="1F2937"/>
+          <w:sz w:val="21"/>
+        </w:rPr>
+        <w:t xml:space="preserve">아티스트 소개: </w:t>
+      </w:r>
+      <w:r>
+        <w:rPr w:rFonts="맑은 고딕">
+          <w:rFonts w:ascii="맑은 고딕" w:hAnsi="맑은 고딕" w:eastAsia="맑은 고딕"/>
+          <w:b w:val="0"/>
+          <w:sz w:val="21"/>
+        </w:rPr>
+        <w:t>밥 웰치는 특유의 몽환적이면서도 세련된 보컬과 유려한 기타 테크닉으로 1970년대 팝/록의 과도기적 사운드를 풍요롭게 개척한 독보적 싱어송라이터입니다. 플리트우드 맥의 블루스 록에서 팝 록으로의 성공적 전환에 징검다리를 놓았으며, 솔로 활동을 통해 독창적이고 감각적인 소프트 록 미학을 완벽히 완성해 냈습니다.</w:t>
+      </w:r>
+    </w:p>
+    <w:p>
+      <w:pPr>
+        <w:spacing w:line="324" w:lineRule="auto" w:before="200" w:after="80"/>
+      </w:pPr>
+      <w:r>
+        <w:rPr w:rFonts="맑은 고딕">
+          <w:rFonts w:ascii="맑은 고딕" w:hAnsi="맑은 고딕" w:eastAsia="맑은 고딕"/>
+          <w:b/>
+          <w:color w:val="1E3A8A"/>
+          <w:sz w:val="24"/>
+        </w:rPr>
+        <w:t>3. 음반 상세 분석</w:t>
+      </w:r>
+    </w:p>
+    <w:p>
+      <w:pPr>
+        <w:spacing w:line="324" w:lineRule="auto" w:after="80"/>
+      </w:pPr>
+      <w:r>
+        <w:rPr w:rFonts="맑은 고딕">
+          <w:rFonts w:ascii="맑은 고딕" w:hAnsi="맑은 고딕" w:eastAsia="맑은 고딕"/>
+          <w:b w:val="0"/>
+          <w:color w:val="6B7280"/>
+          <w:sz w:val="21"/>
+        </w:rPr>
+        <w:t xml:space="preserve">· </w:t>
+      </w:r>
+      <w:r>
+        <w:rPr w:rFonts="맑은 고딕">
+          <w:rFonts w:ascii="맑은 고딕" w:hAnsi="맑은 고딕" w:eastAsia="맑은 고딕"/>
+          <w:b/>
+          <w:color w:val="1F2937"/>
+          <w:sz w:val="21"/>
+        </w:rPr>
+        <w:t xml:space="preserve">역사적 위치: </w:t>
+      </w:r>
+      <w:r>
+        <w:rPr w:rFonts="맑은 고딕">
+          <w:rFonts w:ascii="맑은 고딕" w:hAnsi="맑은 고딕" w:eastAsia="맑은 고딕"/>
+          <w:b w:val="0"/>
+          <w:sz w:val="21"/>
+        </w:rPr>
+        <w:t>1970년대 후반 캘리포니아 사운드가 도달한 궁극의 세련미를 웅변하는 앨범으로, 팝과 록, 디스코의 미묘한 리듬감이 고급스럽게 교차하는 완성도 높은 소프트 록의 기념비적 걸작입니다.</w:t>
+      </w:r>
+    </w:p>
+    <w:p>
+      <w:pPr>
+        <w:spacing w:line="324" w:lineRule="auto" w:after="80"/>
+      </w:pPr>
+      <w:r>
+        <w:rPr w:rFonts="맑은 고딕">
+          <w:rFonts w:ascii="맑은 고딕" w:hAnsi="맑은 고딕" w:eastAsia="맑은 고딕"/>
+          <w:b w:val="0"/>
+          <w:color w:val="6B7280"/>
+          <w:sz w:val="21"/>
+        </w:rPr>
+        <w:t xml:space="preserve">· </w:t>
+      </w:r>
+      <w:r>
+        <w:rPr w:rFonts="맑은 고딕">
+          <w:rFonts w:ascii="맑은 고딕" w:hAnsi="맑은 고딕" w:eastAsia="맑은 고딕"/>
+          <w:b/>
+          <w:color w:val="1F2937"/>
+          <w:sz w:val="21"/>
+        </w:rPr>
+        <w:t xml:space="preserve">시대의 흔적(스토리텔링): </w:t>
+      </w:r>
+      <w:r>
+        <w:rPr w:rFonts="맑은 고딕">
+          <w:rFonts w:ascii="맑은 고딕" w:hAnsi="맑은 고딕" w:eastAsia="맑은 고딕"/>
+          <w:b w:val="0"/>
+          <w:sz w:val="21"/>
+        </w:rPr>
+        <w:t>석양빛으로 물든 캘리포니아 해변과 도시의 네온사인 아래 방황하던 70년대 청춘들의 서정적 로맨티시즘을 우아한 멜로디에 담아내었으며, 당시 젊은 세대의 감수성을 관통한 낭만주의적 음악 풍경을 고스란히 간직하고 있습니다.</w:t>
+      </w:r>
+    </w:p>
+    <w:p>
+      <w:pPr>
+        <w:spacing w:line="324" w:lineRule="auto" w:before="200" w:after="80"/>
+      </w:pPr>
+      <w:r>
+        <w:rPr w:rFonts="맑은 고딕">
+          <w:rFonts w:ascii="맑은 고딕" w:hAnsi="맑은 고딕" w:eastAsia="맑은 고딕"/>
+          <w:b/>
+          <w:color w:val="1E3A8A"/>
+          <w:sz w:val="24"/>
+        </w:rPr>
+        <w:t>4. 주요 수록곡 및 감상 제언</w:t>
+      </w:r>
+    </w:p>
+    <w:p>
+      <w:pPr>
+        <w:spacing w:line="324" w:lineRule="auto" w:after="80"/>
+      </w:pPr>
+      <w:r>
+        <w:rPr w:rFonts="맑은 고딕">
+          <w:rFonts w:ascii="맑은 고딕" w:hAnsi="맑은 고딕" w:eastAsia="맑은 고딕"/>
+          <w:b w:val="0"/>
+          <w:color w:val="6B7280"/>
+          <w:sz w:val="21"/>
+        </w:rPr>
+        <w:t xml:space="preserve">· </w:t>
+      </w:r>
+      <w:r>
+        <w:rPr w:rFonts="맑은 고딕">
+          <w:rFonts w:ascii="맑은 고딕" w:hAnsi="맑은 고딕" w:eastAsia="맑은 고딕"/>
+          <w:b/>
+          <w:color w:val="1F2937"/>
+          <w:sz w:val="21"/>
+        </w:rPr>
+        <w:t xml:space="preserve">주요 수록곡 특징: </w:t>
+      </w:r>
+      <w:r>
+        <w:rPr w:rFonts="맑은 고딕">
+          <w:rFonts w:ascii="맑은 고딕" w:hAnsi="맑은 고딕" w:eastAsia="맑은 고딕"/>
+          <w:b w:val="0"/>
+          <w:sz w:val="21"/>
+        </w:rPr>
+        <w:t>플리트우드 맥 시절 곡을 한층 세련된 감각과 부드러운 화음으로 재해석한 대표작 "Sentimental Lady", 질주감 있는 비트와 매혹적인 기타 리프가 돋보이는 "Ebony Eyes", 그리고 감각적인 도회적 리듬을 선보이는 "Hot Love, Cold World" 등 전 곡이 서정적이면서도 유려한 멜로디의 극치를 보여줍니다.</w:t>
+      </w:r>
+    </w:p>
+    <w:p>
+      <w:pPr>
+        <w:spacing w:line="324" w:lineRule="auto" w:after="80"/>
+      </w:pPr>
+      <w:r>
+        <w:rPr w:rFonts="맑은 고딕">
+          <w:rFonts w:ascii="맑은 고딕" w:hAnsi="맑은 고딕" w:eastAsia="맑은 고딕"/>
+          <w:b w:val="0"/>
+          <w:color w:val="6B7280"/>
+          <w:sz w:val="21"/>
+        </w:rPr>
+        <w:t xml:space="preserve">· </w:t>
+      </w:r>
+      <w:r>
+        <w:rPr w:rFonts="맑은 고딕">
+          <w:rFonts w:ascii="맑은 고딕" w:hAnsi="맑은 고딕" w:eastAsia="맑은 고딕"/>
+          <w:b/>
+          <w:color w:val="1F2937"/>
+          <w:sz w:val="21"/>
+        </w:rPr>
+        <w:t xml:space="preserve">빈티지 감상 제언: </w:t>
+      </w:r>
+      <w:r>
+        <w:rPr w:rFonts="맑은 고딕">
+          <w:rFonts w:ascii="맑은 고딕" w:hAnsi="맑은 고딕" w:eastAsia="맑은 고딕"/>
+          <w:b w:val="0"/>
+          <w:sz w:val="21"/>
+        </w:rPr>
+        <w:t>턴테이블의 바늘이 회전하며 빚어내는 아날로그 특유의 풍부한 베이스라인과 어쿠스틱/일렉트릭 기타의 섬세한 배음은 진공관 앰프를 거칠 때 비로소 그 온기를 온전히 드러냅니다. 밥 웰치의 은은한 보컬 텍스처와 현악 오케스트레이션이 공간을 부드럽게 채우는 순간, 아날로그 오디오만이 선사할 수 있는 격조 높은 감동을 음미할 수 있습니다.</w:t>
+      </w:r>
+    </w:p>
+    <w:p>
+      <w:pPr>
+        <w:spacing w:line="324" w:lineRule="auto" w:after="80"/>
+      </w:pPr>
+      <w:r>
+        <w:rPr w:rFonts="맑은 고딕">
+          <w:rFonts w:ascii="맑은 고딕" w:hAnsi="맑은 고딕" w:eastAsia="맑은 고딕"/>
+          <w:b w:val="0"/>
+          <w:color w:val="6B7280"/>
+          <w:sz w:val="21"/>
+        </w:rPr>
+        <w:t xml:space="preserve">· </w:t>
+      </w:r>
+      <w:r>
+        <w:rPr w:rFonts="맑은 고딕">
+          <w:rFonts w:ascii="맑은 고딕" w:hAnsi="맑은 고딕" w:eastAsia="맑은 고딕"/>
+          <w:b/>
+          <w:color w:val="1F2937"/>
+          <w:sz w:val="21"/>
+        </w:rPr>
+        <w:t xml:space="preserve">소장 가치: </w:t>
+      </w:r>
+      <w:r>
+        <w:rPr w:rFonts="맑은 고딕">
+          <w:rFonts w:ascii="맑은 고딕" w:hAnsi="맑은 고딕" w:eastAsia="맑은 고딕"/>
+          <w:b w:val="0"/>
+          <w:sz w:val="21"/>
+        </w:rPr>
+        <w:t>고혹적인 앨범 재킷 디자인과 더불어 70년대 미국 서부 팝 사운드의 황금기를 온전히 증언하는 명반으로서, 정통 LP 컬렉터라면 반드시 랙의 품격 있는 자리에 비치해 두어야 할 필수 수집반입니다.</w:t>
+      </w:r>
+    </w:p>
+    <w:p>
+      <w:pPr>
+        <w:spacing w:line="324" w:lineRule="auto" w:after="120" w:before="160"/>
+      </w:pPr>
+      <w:r>
+        <w:rPr w:rFonts="맑은 고딕">
+          <w:rFonts w:ascii="맑은 고딕" w:hAnsi="맑은 고딕" w:eastAsia="맑은 고딕"/>
+          <w:b/>
+          <w:color w:val="4338CA"/>
+          <w:sz w:val="21"/>
+        </w:rPr>
+        <w:t>이 음반을 통해 아련한 노을처럼 가슴을 적시는 아날로그 선율이 전해주는 감동을 다시 한번 경험해 보시는 것은 어떨까요?</w:t>
       </w:r>
     </w:p>
     <w:sectPr>
       <w:pgSz w:w="12240" w:h="15840"/>
-      <w:pgMar w:top="1440" w:right="1440" w:bottom="1440" w:left="1440" w:header="720" w:footer="720" w:gutter="0"/>
+      <w:pgMar w:top="1152" w:right="1296" w:bottom="1152" w:left="1296" w:header="720" w:footer="720" w:gutter="0"/>
       <w:cols w:space="720"/>
       <w:docGrid w:linePitch="360"/>
     </w:sectPr>

--- a/word_reports/LP_0088_위치_278_Bob Welch_French Kiss.docx
+++ b/word_reports/LP_0088_위치_278_Bob Welch_French Kiss.docx
@@ -32,7 +32,7 @@
     </w:p>
     <w:p>
       <w:pPr>
-        <w:spacing w:line="324" w:lineRule="auto" w:before="80" w:after="160"/>
+        <w:spacing w:line="324" w:lineRule="auto" w:before="80" w:after="120"/>
       </w:pPr>
       <w:r>
         <w:rPr w:rFonts="맑은 고딕">
@@ -42,13 +42,6 @@
           <w:sz w:val="22"/>
         </w:rPr>
         <w:t xml:space="preserve">[음반 소개] </w:t>
-      </w:r>
-      <w:r>
-        <w:rPr w:rFonts="맑은 고딕">
-          <w:rFonts w:ascii="맑은 고딕" w:hAnsi="맑은 고딕" w:eastAsia="맑은 고딕"/>
-          <w:b w:val="0"/>
-          <w:sz w:val="21"/>
-        </w:rPr>
       </w:r>
     </w:p>
     <w:p>
@@ -61,7 +54,33 @@
           <w:b w:val="0"/>
           <w:sz w:val="21"/>
         </w:rPr>
-        <w:t>플리트우드 맥(Fleetwood Mac)의 과도기를 지탱했던 천재적 멜로디 메이커 밥 웰치가 솔로 아티스트로서 찬란한 독립을 선언한 명반입니다. 1970년대 후반의 유려한 소프트 록과 세련된 팝 센스, 그리고 매혹적인 현악 편곡이 완벽한 균형을 이루며 감미로운 낭만의 정수를 들려줍니다. 아련한 노스탤지어와 감각적인 도회적 서정이 교차하는 이 작품은 반세기가 지난 지금까지도 아날로그 음악 애호가들의 마음을 설레게 하는 영원한 팝 록의 이정표입니다.</w:t>
+        <w:t>1970년대 후반의 대중음악계는 펑크의 거친 저항과 디스코의 찬란한 열기, 그리고 캘리포니아를 중심으로 피어오른 세련된 웨스트 코스트 사운드가 격렬하게 교차하던 거대한 변혁의 시기였습니다. 이 눈부신 음악적 격류 속에서 1977년 세상에 첫선을 보인 밥 웰치(Bob Welch)의 솔로 데뷔작 『French Kiss』는, 우아한 세련미와 농밀한 멜랑콜리가 절묘한 균형을 이루며 당대 팝 록과 AOR(Adult Oriented Rock) 씬에 지울 수 없는 불멸의 궤적을 아로새긴 걸작입니다. 플리트우드 맥(Fleetwood Mac)의 과도기를 묵묵히 지탱하며 음악적 자양분을 길어 올렸던 그는, 밴드 탈퇴 후 결성했던 하드 록 트리오 파리스(Paris)를 거쳐 마침내 본작을 통해 온전히 자신의 이름만으로 빛나는 독자적인 예술 세계를 완성해 냈습니다.</w:t>
+      </w:r>
+    </w:p>
+    <w:p>
+      <w:pPr>
+        <w:spacing w:line="324" w:lineRule="auto" w:after="120"/>
+      </w:pPr>
+      <w:r>
+        <w:rPr w:rFonts="맑은 고딕">
+          <w:rFonts w:ascii="맑은 고딕" w:hAnsi="맑은 고딕" w:eastAsia="맑은 고딕"/>
+          <w:b w:val="0"/>
+          <w:sz w:val="21"/>
+        </w:rPr>
+        <w:t>이 앨범의 미학적 정점은 록의 본질적인 역동성을 잃지 않으면서도, 벨벳처럼 부드러운 오케스트레이션과 펑키하면서도 절제된 그루브를 융합해 낸 지극히 현대적인 편곡에 있습니다. 믹 플리트우드(Mick Fleetwood), 크리스틴 맥비(Christine McVie), 린지 버킹엄(Lindsey Buckingham) 등 옛 동료들의 헌신적인 음악적 조력이 더해져 탄생한 유려한 사운드스케이프는, 단순한 복고풍의 감상을 넘어 듣는 이를 단숨에 노을 진 캘리포니아 해변과 도시의 은밀한 밤거리로 인도합니다. 밥 웰치는 특유의 나른하면서도 몽환적인 음색으로 청춘의 방황, 관능적인 사랑, 그리고 피할 수 없는 고독의 심연을 솔직하고도 매혹적인 필치로 노래했습니다.</w:t>
+      </w:r>
+    </w:p>
+    <w:p>
+      <w:pPr>
+        <w:spacing w:line="324" w:lineRule="auto" w:after="120"/>
+      </w:pPr>
+      <w:r>
+        <w:rPr w:rFonts="맑은 고딕">
+          <w:rFonts w:ascii="맑은 고딕" w:hAnsi="맑은 고딕" w:eastAsia="맑은 고딕"/>
+          <w:b w:val="0"/>
+          <w:sz w:val="21"/>
+        </w:rPr>
+        <w:t>세월이 반세기에 가깝게 흘러간 오늘날에도 『French Kiss』의 음악적 울림이 조금도 퇴색하지 않는 까닭은, 그 밑바탕에 흐르는 진실한 서정성 때문입니다. 턴테이블의 플래터가 회전하며 바늘이 소리골을 스치는 순간, 앨범은 단순한 1970년대의 유물이 아닌 한 예술가가 고뇌 끝에 길어 올린 찬란한 낭만의 정수로 되살아납니다. 화려한 팝의 외피 속에 서정적인 영혼의 온기를 간직한 이 음반은, 시대를 초월하여 아날로그 사운드를 사랑하는 모든 음악 애호가들의 가슴속에 깊고 아련한 잔향을 남기며 변치 않는 감동을 선사하고 있습니다.</w:t>
       </w:r>
     </w:p>
     <w:p>
@@ -168,7 +187,7 @@
           <w:b w:val="0"/>
           <w:sz w:val="21"/>
         </w:rPr>
-        <w:t>1977년 9월 캐피톨 레코드(Capitol Records)를 통해 발매된 밥 웰치의 솔로 데뷔 앨범으로, 린지 버킹엄, 크리스틴 맥비, 믹 플리트우드 등 옛 동료들의 따스한 조력 속에 완성된 기념비적 작품입니다.</w:t>
+        <w:t>1977년 9월, 미국의 유서 깊은 레이블 캐피톨 레코드(Capitol Records)를 통해 발매된 밥 웰치의 솔로 데뷔 명반입니다. 플리트우드 맥 시절의 음악적 유산과 최신 스튜디오 레코딩 기술의 정수가 결합하여 탄생했습니다.</w:t>
       </w:r>
     </w:p>
     <w:p>
@@ -199,7 +218,7 @@
           <w:b w:val="0"/>
           <w:sz w:val="21"/>
         </w:rPr>
-        <w:t>빌보드 200 앨범 차트 12위에 올랐으며, 미국 음반산업협회(RIAA)로부터 플래티넘(100만 장 이상 판매) 인증을 획득하며 전 세계 팝 팬들에게 커다란 사랑을 받았습니다.</w:t>
+        <w:t>발매 직후 미국 빌보드 200 앨범 차트 12위까지 오르며 폭발적인 반향을 일으켰으며, 미국 음반 산업 협회(RIAA)로부터 플래티넘(Platinum, 100만 장 이상 판매) 인증을 획득, 전 세계적으로 수백만 장의 판매고를 기록한 상업적 대성공작입니다.</w:t>
       </w:r>
     </w:p>
     <w:p>
@@ -230,7 +249,7 @@
           <w:b w:val="0"/>
           <w:sz w:val="21"/>
         </w:rPr>
-        <w:t>수록곡 "Sentimental Lady"와 "Ebony Eyes"가 빌보드 핫 100 톱 15 안에 연이어 진입하였고, 1970년대 웨스트코스트 사운드의 품격을 드높인 세련된 AOR 명작으로 평단의 일치된 찬사를 받았습니다.</w:t>
+        <w:t>앨범에 수록된 싱글들이 잇달아 빌보드 핫 100 톱 40에 랭크되었으며, 1970년대 후반을 대표하는 가장 완성도 높은 세련된 팝 록 앨범 중 하나로 음악 평단과 대중 매체의 찬사를 받았습니다.</w:t>
       </w:r>
     </w:p>
     <w:p>
@@ -275,7 +294,7 @@
           <w:b w:val="0"/>
           <w:sz w:val="21"/>
         </w:rPr>
-        <w:t>미국 (미국 캘리포니아주 로스앤젤레스 출생)</w:t>
+        <w:t>미국 (United States)</w:t>
       </w:r>
     </w:p>
     <w:p>
@@ -337,7 +356,7 @@
           <w:b w:val="0"/>
           <w:sz w:val="21"/>
         </w:rPr>
-        <w:t>솔로 (전 Fleetwood Mac, Paris 리더)</w:t>
+        <w:t>솔로 (플리트우드 맥, 파리스의 전 멤버)</w:t>
       </w:r>
     </w:p>
     <w:p>
@@ -368,7 +387,7 @@
           <w:b w:val="0"/>
           <w:sz w:val="21"/>
         </w:rPr>
-        <w:t>밥 웰치는 특유의 몽환적이면서도 세련된 보컬과 유려한 기타 테크닉으로 1970년대 팝/록의 과도기적 사운드를 풍요롭게 개척한 독보적 싱어송라이터입니다. 플리트우드 맥의 블루스 록에서 팝 록으로의 성공적 전환에 징검다리를 놓았으며, 솔로 활동을 통해 독창적이고 감각적인 소프트 록 미학을 완벽히 완성해 냈습니다.</w:t>
+        <w:t>밥 웰치는 플리트우드 맥의 1970년대 초반 과도기를 이끌며 서정적 팝-록의 기틀을 마련했던 탁월한 싱어송라이터이자 기타리스트입니다. 솔로 전향 후에는 특유의 부드럽고 몽환적인 보컬과 세련된 팝 감각을 바탕으로 웨스트 코스트 사운드의 황금기를 빛낸 독보적인 음악가로 평가받습니다.</w:t>
       </w:r>
     </w:p>
     <w:p>
@@ -413,7 +432,7 @@
           <w:b w:val="0"/>
           <w:sz w:val="21"/>
         </w:rPr>
-        <w:t>1970년대 후반 캘리포니아 사운드가 도달한 궁극의 세련미를 웅변하는 앨범으로, 팝과 록, 디스코의 미묘한 리듬감이 고급스럽게 교차하는 완성도 높은 소프트 록의 기념비적 걸작입니다.</w:t>
+        <w:t>록의 묵직한 질감과 세련된 현악 편곡, 디스코 특유의 유연한 리듬감을 가장 감각적으로 융합한 1970년대 후반 성인 취향 팝 록(AOR)의 교과서적 음반입니다. 플리트우드 맥의 대성공(『Rumours』)과 궤를 같이하면서도, 밥 웰치 개인의 세련된 멜로디 메이킹 능력이 절정에 달했음을 입증한 역사적 분기점입니다.</w:t>
       </w:r>
     </w:p>
     <w:p>
@@ -444,7 +463,7 @@
           <w:b w:val="0"/>
           <w:sz w:val="21"/>
         </w:rPr>
-        <w:t>석양빛으로 물든 캘리포니아 해변과 도시의 네온사인 아래 방황하던 70년대 청춘들의 서정적 로맨티시즘을 우아한 멜로디에 담아내었으며, 당시 젊은 세대의 감수성을 관통한 낭만주의적 음악 풍경을 고스란히 간직하고 있습니다.</w:t>
+        <w:t>풍요로웠던 1970년대 말 캘리포니아의 나른한 햇살과 화려한 도시의 나이트라이프, 그리고 그 이면에 숨겨진 청춘들의 고독과 감미로운 낭만이 고스란히 담겨 있습니다. 당시 대중음악이 추구했던 최상의 스튜디오 미학이 응축되어 있어 청자로 하여금 아날로그 황금기의 찬란했던 문화적 공기를 호흡하게 만듭니다.</w:t>
       </w:r>
     </w:p>
     <w:p>
@@ -489,7 +508,7 @@
           <w:b w:val="0"/>
           <w:sz w:val="21"/>
         </w:rPr>
-        <w:t>플리트우드 맥 시절 곡을 한층 세련된 감각과 부드러운 화음으로 재해석한 대표작 "Sentimental Lady", 질주감 있는 비트와 매혹적인 기타 리프가 돋보이는 "Ebony Eyes", 그리고 감각적인 도회적 리듬을 선보이는 "Hot Love, Cold World" 등 전 곡이 서정적이면서도 유려한 멜로디의 극치를 보여줍니다.</w:t>
+        <w:t>플리트우드 맥 시절의 곡을 크리스틴 맥비와 린지 버킹엄의 참여 속에 세련된 팝 발라드로 완벽히 재해석한 불후의 명곡 「Sentimental Lady」, 긴장감 넘치는 스트링 편곡과 매혹적인 멜로디가 돋보이는 록 넘버 「Ebony Eyes」, 펑키한 리듬과 관능적인 보컬이 어우러진 「Hot Love, Cold World」 등 곡마다 서정성과 대중성이 빛을 발합니다.</w:t>
       </w:r>
     </w:p>
     <w:p>
@@ -520,7 +539,7 @@
           <w:b w:val="0"/>
           <w:sz w:val="21"/>
         </w:rPr>
-        <w:t>턴테이블의 바늘이 회전하며 빚어내는 아날로그 특유의 풍부한 베이스라인과 어쿠스틱/일렉트릭 기타의 섬세한 배음은 진공관 앰프를 거칠 때 비로소 그 온기를 온전히 드러냅니다. 밥 웰치의 은은한 보컬 텍스처와 현악 오케스트레이션이 공간을 부드럽게 채우는 순간, 아날로그 오디오만이 선사할 수 있는 격조 높은 감동을 음미할 수 있습니다.</w:t>
+        <w:t>LP 바이닐 특유의 풍부하고 따뜻한 중저역을 통해 믹 플리트우드의 섬세한 심벌워크와 베이스라인의 탄력감을 온전히 체감할 수 있습니다. 특히 진공관 앰프를 통해 출력되는 밥 웰치의 속삭이는 듯한 가성과 현악 앙상블의 결은 아날로그 오디오 시스템에서 비로소 완벽한 입체감과 감동으로 되살아납니다.</w:t>
       </w:r>
     </w:p>
     <w:p>
@@ -551,7 +570,7 @@
           <w:b w:val="0"/>
           <w:sz w:val="21"/>
         </w:rPr>
-        <w:t>고혹적인 앨범 재킷 디자인과 더불어 70년대 미국 서부 팝 사운드의 황금기를 온전히 증언하는 명반으로서, 정통 LP 컬렉터라면 반드시 랙의 품격 있는 자리에 비치해 두어야 할 필수 수집반입니다.</w:t>
+        <w:t>플리트우드 맥의 찬란한 역사와 직결되는 사료적 가치는 물론, 1970년대 팝 록이 도달했던 세련미의 극치를 증명하는 앨범입니다. 음악성과 대중성을 완벽히 포섭한 재킷 아트워크와 뛰어난 오리지널 마스터링의 품격은 모든 정통 LP 컬렉터의 바이닐 선반에서 당당한 존재감을 발휘합니다.</w:t>
       </w:r>
     </w:p>
     <w:p>
@@ -565,7 +584,7 @@
           <w:color w:val="4338CA"/>
           <w:sz w:val="21"/>
         </w:rPr>
-        <w:t>이 음반을 통해 아련한 노을처럼 가슴을 적시는 아날로그 선율이 전해주는 감동을 다시 한번 경험해 보시는 것은 어떨까요?</w:t>
+        <w:t>이 음반을 통해 아날로그의 따스한 소리골 속에 새겨진 밥 웰치의 감미로운 숨결과 1970년대 캘리포니아의 낭만이 전해주는 감동을 다시 한번 경험해 보시는 것은 어떨까요?</w:t>
       </w:r>
     </w:p>
     <w:sectPr>
